--- a/Volume 1/Chapter 02 - Language Fundamentals/SPA_Vol1_Ch2_Project1a_Command_Line_Survey_Application_EXTENDED.docx
+++ b/Volume 1/Chapter 02 - Language Fundamentals/SPA_Vol1_Ch2_Project1a_Command_Line_Survey_Application_EXTENDED.docx
@@ -804,7 +804,6 @@
     <w:p>
       <w:pPr>
         <w:pStyle w:val="CommandBlock"/>
-        <w:keepNext/>
       </w:pPr>
       <w:r>
         <w:t xml:space="preserve">    "$HOME\spa\command-line-survey-extended\rust\src\bin\survey" | Out-Null</w:t>
@@ -812,42 +811,136 @@
     </w:p>
     <w:p>
       <w:pPr>
+        <w:keepNext/>
+      </w:pPr>
+    </w:p>
+    <w:p>
+      <w:pPr>
+        <w:keepNext/>
+      </w:pPr>
+      <w:r>
+        <w:t>Next, let the tools create the Rust and Solidity projects: cargo init writes Cargo.toml, Remove-Item deletes the starter main.rs because the programs are in src\bin, and forge init --empty makes the Foundry project.</w:t>
+      </w:r>
+    </w:p>
+    <w:p>
+      <w:pPr>
+        <w:keepNext/>
+      </w:pPr>
+    </w:p>
+    <w:p>
+      <w:pPr>
         <w:pStyle w:val="CommandBlock"/>
         <w:keepNext/>
       </w:pPr>
       <w:r>
-        <w:t>New-Item -ItemType Directory -Force `</w:t>
+        <w:t>cargo init .\rust --name surveyapp --vcs none</w:t>
       </w:r>
     </w:p>
     <w:p>
       <w:pPr>
         <w:pStyle w:val="CommandBlock"/>
-      </w:pPr>
-      <w:r>
-        <w:t xml:space="preserve">    "$HOME\spa\command-line-survey-extended\solidity\script" | Out-Null</w:t>
-      </w:r>
-    </w:p>
-    <w:p>
-      <w:pPr>
-        <w:keepNext/>
-      </w:pPr>
-    </w:p>
-    <w:p>
-      <w:pPr>
-        <w:keepNext/>
-      </w:pPr>
-      <w:r>
-        <w:t>Save each file from this project into the matching path in the project layout. As in Chapter 1, notepad .\rust\Cargo.toml creates and opens one: choose Yes, type the file, save it with Ctrl+S, and close Notepad. Then install forge-std, Foundry's standard library, into the Solidity project. Linux Assembly runs in WSL or on a Linux computer.</w:t>
-      </w:r>
-    </w:p>
-    <w:p>
-      <w:pPr>
-        <w:keepNext/>
-      </w:pPr>
+        <w:keepNext/>
+      </w:pPr>
+      <w:r>
+        <w:t>Remove-Item .\rust\src\main.rs</w:t>
+      </w:r>
     </w:p>
     <w:p>
       <w:pPr>
         <w:pStyle w:val="CommandBlock"/>
+      </w:pPr>
+      <w:r>
+        <w:t>forge init .\solidity --empty --no-git --offline</w:t>
+      </w:r>
+    </w:p>
+    <w:p>
+      <w:pPr>
+        <w:keepNext/>
+      </w:pPr>
+    </w:p>
+    <w:p>
+      <w:r>
+        <w:t>Then replace the foundry.toml that forge init wrote with this project's settings. notepad .\solidity\foundry.toml opens it: select everything with Ctrl+A, type the file below in its place, save it with Ctrl+S, and close Notepad.</w:t>
+      </w:r>
+    </w:p>
+    <w:p>
+      <w:pPr>
+        <w:keepNext/>
+      </w:pPr>
+    </w:p>
+    <w:p>
+      <w:pPr>
+        <w:pStyle w:val="Heading3"/>
+      </w:pPr>
+      <w:r>
+        <w:t>solidity/foundry.toml</w:t>
+      </w:r>
+    </w:p>
+    <w:p>
+      <w:pPr>
+        <w:pStyle w:val="SourceCode"/>
+        <w:keepNext/>
+      </w:pPr>
+      <w:r>
+        <w:t>[profile.default]</w:t>
+      </w:r>
+    </w:p>
+    <w:p>
+      <w:pPr>
+        <w:pStyle w:val="SourceCode"/>
+        <w:keepNext/>
+      </w:pPr>
+      <w:r>
+        <w:t># The scripts in script/ are the only Solidity sources in this project.</w:t>
+      </w:r>
+    </w:p>
+    <w:p>
+      <w:pPr>
+        <w:pStyle w:val="SourceCode"/>
+        <w:keepNext/>
+      </w:pPr>
+      <w:r>
+        <w:t>src = "script"</w:t>
+      </w:r>
+    </w:p>
+    <w:p>
+      <w:pPr>
+        <w:pStyle w:val="SourceCode"/>
+        <w:keepNext/>
+      </w:pPr>
+      <w:r>
+        <w:t># forge install puts forge-std in lib/.</w:t>
+      </w:r>
+    </w:p>
+    <w:p>
+      <w:pPr>
+        <w:pStyle w:val="SourceCode"/>
+      </w:pPr>
+      <w:r>
+        <w:t>libs = ["lib"]</w:t>
+      </w:r>
+    </w:p>
+    <w:p>
+      <w:pPr>
+        <w:keepNext/>
+      </w:pPr>
+    </w:p>
+    <w:p>
+      <w:pPr>
+        <w:keepNext/>
+      </w:pPr>
+      <w:r>
+        <w:t>Then install forge-std, Foundry's standard library, into the Solidity project.</w:t>
+      </w:r>
+    </w:p>
+    <w:p>
+      <w:pPr>
+        <w:keepNext/>
+      </w:pPr>
+    </w:p>
+    <w:p>
+      <w:pPr>
+        <w:pStyle w:val="CommandBlock"/>
         <w:keepNext/>
       </w:pPr>
       <w:r>
@@ -877,6 +970,16 @@
       </w:pPr>
     </w:p>
     <w:p>
+      <w:r>
+        <w:t>You save each source file in its language's section below, as each is shown. As in Chapter 1, notepad .\rust\src\bin\basic_survey.rs creates and opens one: choose Yes, type the file, save it with Ctrl+S, and close Notepad. Linux Assembly runs in WSL or on a Linux computer.</w:t>
+      </w:r>
+    </w:p>
+    <w:p>
+      <w:pPr>
+        <w:keepNext/>
+      </w:pPr>
+    </w:p>
+    <w:p>
       <w:pPr>
         <w:keepNext/>
       </w:pPr>
@@ -932,41 +1035,76 @@
     <w:p>
       <w:pPr>
         <w:pStyle w:val="CommandBlock"/>
-        <w:keepNext/>
-      </w:pPr>
-      <w:r>
-        <w:t>mkdir -p "$HOME/spa/command-line-survey-extended/solidity/script"</w:t>
-      </w:r>
+      </w:pPr>
+      <w:r>
+        <w:t>cd "$HOME/spa/command-line-survey-extended"</w:t>
+      </w:r>
+    </w:p>
+    <w:p>
+      <w:pPr>
+        <w:keepNext/>
+      </w:pPr>
+    </w:p>
+    <w:p>
+      <w:pPr>
+        <w:keepNext/>
+      </w:pPr>
+      <w:r>
+        <w:t>Then create the Rust and Solidity projects with the same commands as on Windows; rm deletes the starter main.rs.</w:t>
+      </w:r>
+    </w:p>
+    <w:p>
+      <w:pPr>
+        <w:keepNext/>
+      </w:pPr>
     </w:p>
     <w:p>
       <w:pPr>
         <w:pStyle w:val="CommandBlock"/>
-      </w:pPr>
-      <w:r>
-        <w:t>cd "$HOME/spa/command-line-survey-extended"</w:t>
-      </w:r>
-    </w:p>
-    <w:p>
-      <w:pPr>
-        <w:keepNext/>
-      </w:pPr>
-    </w:p>
-    <w:p>
-      <w:pPr>
-        <w:keepNext/>
-      </w:pPr>
-      <w:r>
-        <w:t>Save each file from this project into the matching path in the project layout. As in Chapter 1, nano ./rust/Cargo.toml creates and opens one: type the file, then save and close it with Ctrl+O, Enter, then Ctrl+X. Then install forge-std.</w:t>
-      </w:r>
-    </w:p>
-    <w:p>
-      <w:pPr>
-        <w:keepNext/>
-      </w:pPr>
+        <w:keepNext/>
+      </w:pPr>
+      <w:r>
+        <w:t>cargo init ./rust --name surveyapp --vcs none</w:t>
+      </w:r>
     </w:p>
     <w:p>
       <w:pPr>
         <w:pStyle w:val="CommandBlock"/>
+        <w:keepNext/>
+      </w:pPr>
+      <w:r>
+        <w:t>rm ./rust/src/main.rs</w:t>
+      </w:r>
+    </w:p>
+    <w:p>
+      <w:pPr>
+        <w:pStyle w:val="CommandBlock"/>
+      </w:pPr>
+      <w:r>
+        <w:t>forge init ./solidity --empty --no-git --offline</w:t>
+      </w:r>
+    </w:p>
+    <w:p>
+      <w:pPr>
+        <w:keepNext/>
+      </w:pPr>
+    </w:p>
+    <w:p>
+      <w:pPr>
+        <w:keepNext/>
+      </w:pPr>
+      <w:r>
+        <w:t>Replace solidity/foundry.toml with the file shown in the Windows setup; nano ./solidity/foundry.toml opens it. Then install forge-std.</w:t>
+      </w:r>
+    </w:p>
+    <w:p>
+      <w:pPr>
+        <w:keepNext/>
+      </w:pPr>
+    </w:p>
+    <w:p>
+      <w:pPr>
+        <w:pStyle w:val="CommandBlock"/>
       </w:pPr>
       <w:r>
         <w:t>(cd ./solidity &amp;&amp; forge install foundry-rs/forge-std@v1.16.2 --no-git)</w:t>
@@ -978,6 +1116,16 @@
       </w:pPr>
     </w:p>
     <w:p>
+      <w:r>
+        <w:t>You save each source file in its language's section below, as each is shown. As in Chapter 1, nano ./rust/src/bin/basic_survey.rs creates and opens one: type the file, then save and close it with Ctrl+O, Enter, then Ctrl+X.</w:t>
+      </w:r>
+    </w:p>
+    <w:p>
+      <w:pPr>
+        <w:keepNext/>
+      </w:pPr>
+    </w:p>
+    <w:p>
       <w:pPr>
         <w:keepNext/>
       </w:pPr>
@@ -24215,7 +24363,7 @@
     </w:p>
     <w:p>
       <w:r>
-        <w:t>foundry.toml is the same as in Lesson 2.12a. Cargo.toml names this project's package, surveyapp, and its two programs.</w:t>
+        <w:t>This is the Cargo.toml that cargo init wrote, shown here so you can check yours. The [package] lines match; yours also ends with an empty [dependencies] heading, and the lines that start with # are notes for you, not something cargo writes.</w:t>
       </w:r>
     </w:p>
     <w:p>
@@ -24302,68 +24450,6 @@
       </w:pPr>
       <w:r>
         <w:t># survey.rs.</w:t>
-      </w:r>
-    </w:p>
-    <w:p>
-      <w:pPr>
-        <w:keepNext/>
-      </w:pPr>
-    </w:p>
-    <w:p>
-      <w:pPr>
-        <w:keepNext/>
-      </w:pPr>
-    </w:p>
-    <w:p>
-      <w:pPr>
-        <w:pStyle w:val="Heading2"/>
-      </w:pPr>
-      <w:r>
-        <w:t>solidity/foundry.toml</w:t>
-      </w:r>
-    </w:p>
-    <w:p>
-      <w:pPr>
-        <w:pStyle w:val="SourceCode"/>
-        <w:keepNext/>
-      </w:pPr>
-      <w:r>
-        <w:t>[profile.default]</w:t>
-      </w:r>
-    </w:p>
-    <w:p>
-      <w:pPr>
-        <w:pStyle w:val="SourceCode"/>
-        <w:keepNext/>
-      </w:pPr>
-      <w:r>
-        <w:t># The scripts in script/ are the only Solidity sources in this project.</w:t>
-      </w:r>
-    </w:p>
-    <w:p>
-      <w:pPr>
-        <w:pStyle w:val="SourceCode"/>
-        <w:keepNext/>
-      </w:pPr>
-      <w:r>
-        <w:t>src = "script"</w:t>
-      </w:r>
-    </w:p>
-    <w:p>
-      <w:pPr>
-        <w:pStyle w:val="SourceCode"/>
-        <w:keepNext/>
-      </w:pPr>
-      <w:r>
-        <w:t># forge install puts forge-std in lib/.</w:t>
-      </w:r>
-    </w:p>
-    <w:p>
-      <w:pPr>
-        <w:pStyle w:val="SourceCode"/>
-      </w:pPr>
-      <w:r>
-        <w:t>libs = ["lib"]</w:t>
       </w:r>
     </w:p>
     <w:p>
@@ -25980,31 +26066,31 @@
       </w:rPr>
     </w:lvl>
   </w:abstractNum>
-  <w:num w:numId="1" w16cid:durableId="154996930">
+  <w:num w:numId="1" w16cid:durableId="865681540">
     <w:abstractNumId w:val="8"/>
   </w:num>
-  <w:num w:numId="2" w16cid:durableId="1689260308">
+  <w:num w:numId="2" w16cid:durableId="651324786">
     <w:abstractNumId w:val="6"/>
   </w:num>
-  <w:num w:numId="3" w16cid:durableId="1882015455">
+  <w:num w:numId="3" w16cid:durableId="1373579095">
     <w:abstractNumId w:val="5"/>
   </w:num>
-  <w:num w:numId="4" w16cid:durableId="1337146535">
+  <w:num w:numId="4" w16cid:durableId="1891915164">
     <w:abstractNumId w:val="4"/>
   </w:num>
-  <w:num w:numId="5" w16cid:durableId="1094008694">
+  <w:num w:numId="5" w16cid:durableId="221211131">
     <w:abstractNumId w:val="7"/>
   </w:num>
-  <w:num w:numId="6" w16cid:durableId="1040936092">
+  <w:num w:numId="6" w16cid:durableId="236061464">
     <w:abstractNumId w:val="3"/>
   </w:num>
-  <w:num w:numId="7" w16cid:durableId="1868134963">
+  <w:num w:numId="7" w16cid:durableId="1017804527">
     <w:abstractNumId w:val="2"/>
   </w:num>
-  <w:num w:numId="8" w16cid:durableId="1658921628">
+  <w:num w:numId="8" w16cid:durableId="1078550606">
     <w:abstractNumId w:val="1"/>
   </w:num>
-  <w:num w:numId="9" w16cid:durableId="1681273665">
+  <w:num w:numId="9" w16cid:durableId="722872704">
     <w:abstractNumId w:val="0"/>
   </w:num>
 </w:numbering>

--- a/Volume 1/Chapter 02 - Language Fundamentals/SPA_Vol1_Ch2_Project1a_Command_Line_Survey_Application_EXTENDED.docx
+++ b/Volume 1/Chapter 02 - Language Fundamentals/SPA_Vol1_Ch2_Project1a_Command_Line_Survey_Application_EXTENDED.docx
@@ -1145,10 +1145,7 @@
     </w:p>
     <w:p>
       <w:r>
-        <w:t>Assembly has no record type and no growing collection, so the survey lays both out in memory, as Lessons 2.7a and 2.9a did. One server record is a 136-byte block: a 64-byte space for the host name, another for the environment, and 8 bytes for the port, each named by an equ offset. The text lives inside the record, not as an address, because every answer is read into the same answer space, which the next server's answers overwrite; create_server copies each answer in with snprintf. The collection is room for</w:t>
-      </w:r>
-      <w:r>
-        <w:t xml:space="preserve"> 8 records, one after another, plus a count, like C's array. A record is 136 bytes, which an address such as [servers + count*8] cannot express, so imul multiplies count by SERVER_SIZE first. The loop is a label at the top and a jump back, and it also stops when all 8 records are full. The Linux version passes values in rdi, rsi, rdx, and rcx, reads stdin, stdout, and stderr directly, and calls time and gmtime instead of _time64 and _gmtime64.</w:t>
+        <w:t>Assembly has no record type and no growing collection, so the survey lays both out in memory, as Lessons 2.7a and 2.9a did. One server record is a 136-byte block: a 64-byte space for the host name, another for the environment, and 8 bytes for the port, each named by an equ offset. The text lives inside the record, not as an address, because every answer is read into the same answer space, which the next server's answers overwrite; create_server copies each answer in with snprintf. The collection is room for 8 records, one after another, plus a count, like C's array. A record is 136 bytes, which an address such as [servers + count*8] cannot express, so imul multiplies count by SERVER_SIZE first. The loop is a label at the top and a jump back, and it also stops when all 8 records are full. The Linux version passes values in rdi, rsi, rdx, and rcx, reads stdin, stdout, and stderr directly, and calls time and gmtime instead of _time64 and _gmtime64.</w:t>
       </w:r>
     </w:p>
     <w:p>
@@ -6452,10 +6449,7 @@
     </w:p>
     <w:p>
       <w:r>
-        <w:t xml:space="preserve">The production-minded version asks the same questions and prints the same summary, but organizes the code into a module and an entry file, as Lesson 2.10a did, and checks the port's range. survey.inc holds the record's offsets and parse_port's return codes; survey.asm makes read_answer, parse_port, create_server, and print_server global and keeps classify_port private, with its ports named HTTPS_PORT and HTTP_PORT by equ, as in Lesson 2.4a; main.asm holds only the loop and the summary. parse_port is Lesson </w:t>
-      </w:r>
-      <w:r>
-        <w:t>2.11a's, with its 1 to 65535 range rule, returning a code in eax. On Windows, the module asks __acrt_iob_func for stdin and stdout itself. read_answer also returns 1 in eax for a line and 0 when fgets returned 0 because the input had ended, as in Lesson 2.11a. main keeps the first two results in name_answered and environment_answered, because the next call replaces eax, and checks all three before it uses any answer.</w:t>
+        <w:t>The production-minded version asks the same questions and prints the same summary, but organizes the code into a module and an entry file, as Lesson 2.10a did, and checks the port's range. survey.inc holds the record's offsets and parse_port's return codes; survey.asm makes read_answer, parse_port, create_server, and print_server global and keeps classify_port private, with its ports named HTTPS_PORT and HTTP_PORT by equ, as in Lesson 2.4a; main.asm holds only the loop and the summary. parse_port is Lesson 2.11a's, with its 1 to 65535 range rule, returning a code in eax. On Windows, the module asks __acrt_iob_func for stdin and stdout itself. read_answer also returns 1 in eax for a line and 0 when fgets returned 0 because the input had ended, as in Lesson 2.11a. main keeps the first two results in name_answered and environment_answered, because the next call replaces eax, and checks all three before it uses any answer.</w:t>
       </w:r>
     </w:p>
     <w:p>
@@ -13437,10 +13431,7 @@
     </w:p>
     <w:p>
       <w:r>
-        <w:t>Both versions ask the same questions, store the same records in a collection, stop the same way, and print the same summary. The Basic version keeps everything in one file and converts the port inline, so any whole number is accepted. The Production-Minded version moves the record and the functions that check and print the answers into a module, keeps the loop and the summary in the entry file, and converts the port with parse_port, which also rejects numbers outside 1 to 65535 and hands a failure back to m</w:t>
-      </w:r>
-      <w:r>
-        <w:t>ain as a return code in eax. Its read_answer also reports ended input, which the Basic version leaves unchecked.</w:t>
+        <w:t>Both versions ask the same questions, store the same records in a collection, stop the same way, and print the same summary. The Basic version keeps everything in one file and converts the port inline, so any whole number is accepted. The Production-Minded version moves the record and the functions that check and print the answers into a module, keeps the loop and the summary in the entry file, and converts the port with parse_port, which also rejects numbers outside 1 to 65535 and hands a failure back to main as a return code in eax. Its read_answer also reports ended input, which the Basic version leaves unchecked.</w:t>
       </w:r>
     </w:p>
     <w:p>
@@ -14764,10 +14755,7 @@
     </w:p>
     <w:p>
       <w:r>
-        <w:t>cargo build prints its own progress lines first; those are not part of the program's output. The block runs the program twice. Each run asks its questions one at a time: type each answer and press Enter. After each run, $LASTEXITCODE (echo $? on Linux or macOS) prints the exit code the program ended with. Your screen must show these lines, with the same spelling, spacing, and capitalization. Only the Completed line differs: it shows the moment your survey finished, in UTC, and this sample was taken at 12:05</w:t>
-      </w:r>
-      <w:r>
-        <w:t xml:space="preserve"> UTC on 2026-09-30.</w:t>
+        <w:t>cargo build prints its own progress lines first; those are not part of the program's output. The block runs the program twice. Each run asks its questions one at a time: type each answer and press Enter. After each run, $LASTEXITCODE (echo $? on Linux or macOS) prints the exit code the program ended with. Your screen must show these lines, with the same spelling, spacing, and capitalization. Only the Completed line differs: it shows the moment your survey finished, in UTC, and this sample was taken at 12:05 UTC on 2026-09-30.</w:t>
       </w:r>
     </w:p>
     <w:p>
@@ -15128,13 +15116,7 @@
     </w:p>
     <w:p>
       <w:r>
-        <w:t>The production-minded version asks the same questions and prints the same summary, but organizes the code into a module and an entry file, as Lesson 2.10a did, and checks the port's range. The program is the folder .\rust\src\bin\survey: survey.rs is the module, with the pub Server struct and the pub read_answer, parse_port, create_server, and print_server, and a private classify_port; main.rs declares mod survey; and holds the loop, the summary, and the calendar functions. create_server returns a filled Se</w:t>
-      </w:r>
-      <w:r>
-        <w:t xml:space="preserve">rver, as in Lesson 2.9a, so main never writes the struct literal. classify_port matches on the named constants HTTPS_PORT and HTTP_PORT: an arm that names a const fits only that value. parse_port is Lesson 2.11a's, with its 1 to 65535 range rule, returning a Result. It passes the conversion failure on with ?, after map_err: a bare ? would try to pass on parse's own error, a ParseIntError, which does not convert into parse_port's String error type (and whose message, invalid digit found in string, would not </w:t>
-      </w:r>
-      <w:r>
-        <w:t>name the answer), so map_err first turns it into the survey's own message. main still matches the Result, because main is where the failure is handled: it prints the Error line and chooses the exit code. read_answer returns a tuple, the answer and a bool, because read_line gives Ok(0) when the input has ended, as in Lesson 2.11a; main takes each tuple apart with let (a, b) = ... and checks all three bools before it uses any answer.</w:t>
+        <w:t>The production-minded version asks the same questions and prints the same summary, but organizes the code into a module and an entry file, as Lesson 2.10a did, and checks the port's range. The program is the folder .\rust\src\bin\survey: survey.rs is the module, with the pub Server struct and the pub read_answer, parse_port, create_server, and print_server, and a private classify_port; main.rs declares mod survey; and holds the loop, the summary, and the calendar functions. create_server returns a filled Server, as in Lesson 2.9a, so main never writes the struct literal. classify_port matches on the named constants HTTPS_PORT and HTTP_PORT: an arm that names a const fits only that value. parse_port is Lesson 2.11a's, with its 1 to 65535 range rule, returning a Result. It passes the conversion failure on with ?, after map_err: a bare ? would try to pass on parse's own error, a ParseIntError, which does not convert into parse_port's String error type (and whose message, invalid digit found in string, would not name the answer), so map_err first turns it into the survey's own message. main still matches the Result, because main is where the failure is handled: it prints the Error line and chooses the exit code. read_answer returns a tuple, the answer and a bool, because read_line gives Ok(0) when the input has ended, as in Lesson 2.11a; main takes each tuple apart with let (a, b) = ... and checks all three bools before it uses any answer.</w:t>
       </w:r>
     </w:p>
     <w:p>
@@ -16820,10 +16802,7 @@
     </w:p>
     <w:p>
       <w:r>
-        <w:t>cargo build prints its own progress lines first; those are not part of the program's output. The block runs the program three times. Each run asks its questions one at a time: type each answer and press Enter. After each run, $LASTEXITCODE (echo $? on Linux or macOS) prints the exit code the program ended with. Your screen must show these lines, with the same spelling, spacing, and capitalization. Only the Completed line differs: it shows the moment your survey finished, in UTC, and this sample was taken at</w:t>
-      </w:r>
-      <w:r>
-        <w:t xml:space="preserve"> 12:05 UTC on 2026-09-30.</w:t>
+        <w:t>cargo build prints its own progress lines first; those are not part of the program's output. The block runs the program three times. Each run asks its questions one at a time: type each answer and press Enter. After each run, $LASTEXITCODE (echo $? on Linux or macOS) prints the exit code the program ended with. Your screen must show these lines, with the same spelling, spacing, and capitalization. Only the Completed line differs: it shows the moment your survey finished, in UTC, and this sample was taken at 12:05 UTC on 2026-09-30.</w:t>
       </w:r>
     </w:p>
     <w:p>
@@ -17439,10 +17418,7 @@
     </w:p>
     <w:p>
       <w:r>
-        <w:t>Both versions ask the same questions, store the same records in a collection, stop the same way, and print the same summary. The Basic version keeps everything in one file and converts the port inline, so any whole number is accepted. The Production-Minded version moves the record and the functions that check and print the answers into a module, keeps the loop and the summary in the entry file, and converts the port with parse_port, which also rejects numbers outside 1 to 65535 and hands a failure back to m</w:t>
-      </w:r>
-      <w:r>
-        <w:t>ain as a Result, Ok(port) or Err(message). Its read_answer also reports ended input, which the Basic version leaves unchecked.</w:t>
+        <w:t>Both versions ask the same questions, store the same records in a collection, stop the same way, and print the same summary. The Basic version keeps everything in one file and converts the port inline, so any whole number is accepted. The Production-Minded version moves the record and the functions that check and print the answers into a module, keeps the loop and the summary in the entry file, and converts the port with parse_port, which also rejects numbers outside 1 to 65535 and hands a failure back to main as a Result, Ok(port) or Err(message). Its read_answer also reports ended input, which the Basic version leaves unchecked.</w:t>
       </w:r>
     </w:p>
     <w:p>
@@ -17470,10 +17446,7 @@
     </w:p>
     <w:p>
       <w:r>
-        <w:t>Erlang keeps each server's answers in a server record and the records in a list, and a list never changes: ++ returns a new, longer list. Erlang has no while loop, so the survey loop is ask_servers, a function that calls itself with the longer list while the answer is yes, as in Lesson 2.5a. It returns {ok, Servers} with the finished list or, as soon as a port fails, an error tuple; each waiting call returns what the call inside it returned, so the error reaches main unchanged. main then prints the Error li</w:t>
-      </w:r>
-      <w:r>
-        <w:t>ne and calls init:stop(1), as in Lesson 2.11a. Remember, init:stop(1) lets every printed line reach the screen before exit code 1, so it is the last thing main does.</w:t>
+        <w:t>Erlang keeps each server's answers in a server record and the records in a list, and a list never changes: ++ returns a new, longer list. Erlang has no while loop, so the survey loop is ask_servers, a function that calls itself with the longer list while the answer is yes, as in Lesson 2.5a. It returns {ok, Servers} with the finished list or, as soon as a port fails, an error tuple; each waiting call returns what the call inside it returned, so the error reaches main unchanged. main then prints the Error line and calls init:stop(1), as in Lesson 2.11a. Remember, init:stop(1) lets every printed line reach the screen before exit code 1, so it is the last thing main does.</w:t>
       </w:r>
     </w:p>
     <w:p>
@@ -18774,10 +18747,7 @@
     </w:p>
     <w:p>
       <w:r>
-        <w:t>The production-minded version asks the same questions and prints the same summary, but organizes the code into a module and an entry file, as Lesson 2.10a did, and checks the port's range. survey.hrl holds the record definition; survey.erl exports read_answer/1, parse_port/1, create_server/3, and print_servers/1, and keeps classify_port and print_server private; classify_port's case uses the macros ?HTTPS_PORT and ?HTTP_PORT, as in Lesson 2.4a, which become 443 and 80 before compiling; main.erl holds the lo</w:t>
-      </w:r>
-      <w:r>
-        <w:t>op and the summary. main.erl never reads a record's fields, so it needs no -include. parse_port is Lesson 2.11a's, with its 1 to 65535 range rule, returning {ok, Port} or {error, Message}. read_answer returns eof when io:get_line does, because the input has ended, as in Lesson 2.11a, and ask_servers checks every answer for eof with orelse before it uses any of them.</w:t>
+        <w:t>The production-minded version asks the same questions and prints the same summary, but organizes the code into a module and an entry file, as Lesson 2.10a did, and checks the port's range. survey.hrl holds the record definition; survey.erl exports read_answer/1, parse_port/1, create_server/3, and print_servers/1, and keeps classify_port and print_server private; classify_port's case uses the macros ?HTTPS_PORT and ?HTTP_PORT, as in Lesson 2.4a, which become 443 and 80 before compiling; main.erl holds the loop and the summary. main.erl never reads a record's fields, so it needs no -include. parse_port is Lesson 2.11a's, with its 1 to 65535 range rule, returning {ok, Port} or {error, Message}. read_answer returns eof when io:get_line does, because the input has ended, as in Lesson 2.11a, and ask_servers checks every answer for eof with orelse before it uses any of them.</w:t>
       </w:r>
     </w:p>
     <w:p>
@@ -20651,10 +20621,7 @@
     </w:p>
     <w:p>
       <w:r>
-        <w:t>Both versions ask the same questions, store the same records in a collection, stop the same way, and print the same summary. The Basic version keeps everything in one file and converts the port inline, so any whole number is accepted. The Production-Minded version moves the record and the functions that check and print the answers into a module, keeps the loop and the summary in the entry file, and converts the port with parse_port, which also rejects numbers outside 1 to 65535 and hands a failure back to m</w:t>
-      </w:r>
-      <w:r>
-        <w:t>ain as a tagged tuple, {ok, Port} or {error, Message}. Its read_answer also reports ended input, which the Basic version leaves unchecked.</w:t>
+        <w:t>Both versions ask the same questions, store the same records in a collection, stop the same way, and print the same summary. The Basic version keeps everything in one file and converts the port inline, so any whole number is accepted. The Production-Minded version moves the record and the functions that check and print the answers into a module, keeps the loop and the summary in the entry file, and converts the port with parse_port, which also rejects numbers outside 1 to 65535 and hands a failure back to main as a tagged tuple, {ok, Port} or {error, Message}. Its read_answer also reports ended input, which the Basic version leaves unchecked.</w:t>
       </w:r>
     </w:p>
     <w:p>
@@ -20682,10 +20649,7 @@
     </w:p>
     <w:p>
       <w:r>
-        <w:t>A contract has no keyboard, so, as in Lesson 2.3a, the answers arrive as run's argument after --sig: here every answer in one list, string[], written in the order the questions would be typed. run reads them with position, which moves on by 4 after each server, and prints no prompts. The collection is a storage array, Server[] servers, that grows with push, as in Lesson 2.7a; run changes storage, so it is neither pure nor view. The yes comparison uses keccak256 fingerprints, as in Lesson 2.6a, and a failure</w:t>
-      </w:r>
-      <w:r>
-        <w:t xml:space="preserve"> is a revert, which forge reports on the error stream as Error: script failed: with exit code 1. Solidity has no calendar, so the Completed line uses Lesson 2.12a's counting functions with vm.unixTime().</w:t>
+        <w:t>A contract has no keyboard, so, as in Lesson 2.3a, the answers arrive as run's argument after --sig: here every answer in one list, string[], written in the order the questions would be typed. run reads them with position, which moves on by 4 after each server, and prints no prompts. The collection is a storage array, Server[] servers, that grows with push, as in Lesson 2.7a; run changes storage, so it is neither pure nor view. The yes comparison uses keccak256 fingerprints, as in Lesson 2.6a, and a failure is a revert, which forge reports on the error stream as Error: script failed: with exit code 1. Solidity has no calendar, so the Completed line uses Lesson 2.12a's counting functions with vm.unixTime().</w:t>
       </w:r>
     </w:p>
     <w:p>
@@ -22361,10 +22325,7 @@
     </w:p>
     <w:p>
       <w:r>
-        <w:t>The production-minded version asks the same questions and prints the same summary, but organizes the code into a module and an entry file, as Lesson 2.10a did, and checks the port's range. Survey.sol declares the Server struct and the library SurveyModule, whose internal printServer uses the private classifyPort, with the ports named by the constants HTTPS_PORT and HTTP_PORT, as in Lesson 2.4a; Solidity has no switch, so it stays an else-if chain. Survey.s.sol holds the Script contract: parsePort, the calen</w:t>
-      </w:r>
-      <w:r>
-        <w:t>dar functions, and run. parsePort stays in the Script contract because it needs vm, Foundry's cheatcodes, and a library has none; it is Lesson 2.11a's, with its 1 to 65535 range rule, returning an error value. A script reads no typed input, so, as in Lesson 2.11a, it has no ended-input check.</w:t>
+        <w:t>The production-minded version asks the same questions and prints the same summary, but organizes the code into a module and an entry file, as Lesson 2.10a did, and checks the port's range. Survey.sol declares the Server struct and the library SurveyModule, whose internal printServer uses the private classifyPort, with the ports named by the constants HTTPS_PORT and HTTP_PORT, as in Lesson 2.4a; Solidity has no switch, so it stays an else-if chain. Survey.s.sol holds the Script contract: parsePort, the calendar functions, and run. parsePort stays in the Script contract because it needs vm, Foundry's cheatcodes, and a library has none; it is Lesson 2.11a's, with its 1 to 65535 range rule, returning an error value. A script reads no typed input, so, as in Lesson 2.11a, it has no ended-input check.</w:t>
       </w:r>
     </w:p>
     <w:p>
@@ -24332,10 +24293,7 @@
     </w:p>
     <w:p>
       <w:r>
-        <w:t>Both versions ask the same questions, store the same records in a collection, stop the same way, and print the same summary. The Basic version keeps everything in one file and converts the port inline, so any whole number is accepted. The Production-Minded version moves the record and the functions that check and print the answers into a module, keeps the loop and the summary in the entry file, and converts the port with parsePort, which also rejects numbers outside 1 to 65535 and hands a failure back to ru</w:t>
-      </w:r>
-      <w:r>
-        <w:t>n as an error value, the port and a problem text. A script has no typed input, so neither version needs an ended-input check.</w:t>
+        <w:t>Both versions ask the same questions, store the same records in a collection, stop the same way, and print the same summary. The Basic version keeps everything in one file and converts the port inline, so any whole number is accepted. The Production-Minded version moves the record and the functions that check and print the answers into a module, keeps the loop and the summary in the entry file, and converts the port with parsePort, which also rejects numbers outside 1 to 65535 and hands a failure back to run as an error value, the port and a problem text. A script has no typed input, so neither version needs an ended-input check.</w:t>
       </w:r>
     </w:p>
     <w:p>
@@ -25182,10 +25140,7 @@
     </w:p>
     <w:p>
       <w:r>
-        <w:t>The operator wants to know how many servers each environment has. Change each Production-Minded entry file (Assembly main.asm, Rust main.rs, Erlang main.erl, Solidity Survey.s.sol) so that it prints one line per environment: Servers in, the environment, a colon, and the count. Put the new code after the statement that prints Servers surveyed and before the lines that read the clock, so the new lines come between Servers surveyed and Completed. Count with a map, as in Lesson 2.8a: for each record, add 1 to i</w:t>
-      </w:r>
-      <w:r>
-        <w:t>ts environment's count when it is already there, otherwise store 1.</w:t>
+        <w:t>The operator wants to know how many servers each environment has. Change each Production-Minded entry file (Assembly main.asm, Rust main.rs, Erlang main.erl, Solidity Survey.s.sol) so that it prints one line per environment: Servers in, the environment, a colon, and the count. Put the new code after the statement that prints Servers surveyed and before the lines that read the clock, so the new lines come between Servers surveyed and Completed. Count with a map, as in Lesson 2.8a: for each record, add 1 to its environment's count when it is already there, otherwise store 1.</w:t>
       </w:r>
     </w:p>
     <w:p>
@@ -25281,10 +25236,7 @@
     </w:p>
     <w:p>
       <w:r>
-        <w:t>These answers name production first, so every language prints the same lines. Run it and type web-01, production, 443, yes, web-02, production, 80, yes, db-01, staging, 5432, and no; run Solidity with the list [web-01,production,443,yes,web-02,production,80,yes,db-01,staging,5432,no]. The output must match the Required Challenge Output below, with Servers in production: 2 and Servers in staging: 1. With the Exercise as well, type bastion-01, production, 22, yes, db-01, staging, 5432, and no (Solidity: [bast</w:t>
-      </w:r>
-      <w:r>
-        <w:t>ion-01,production,22,yes,db-01,staging,5432,no]); the output must match the Required Combined Output after it. Solidity logs only the lines from Service Survey Summary on, under == Logs ==.</w:t>
+        <w:t>These answers name production first, so every language prints the same lines. Run it and type web-01, production, 443, yes, web-02, production, 80, yes, db-01, staging, 5432, and no; run Solidity with the list [web-01,production,443,yes,web-02,production,80,yes,db-01,staging,5432,no]. The output must match the Required Challenge Output below, with Servers in production: 2 and Servers in staging: 1. With the Exercise as well, type bastion-01, production, 22, yes, db-01, staging, 5432, and no (Solidity: [bastion-01,production,22,yes,db-01,staging,5432,no]); the output must match the Required Combined Output after it. Solidity logs only the lines from Service Survey Summary on, under == Logs ==.</w:t>
       </w:r>
     </w:p>
     <w:p>
@@ -25877,10 +25829,7 @@
     </w:p>
     <w:p>
       <w:r>
-        <w:t>The survey is the same program in all four languages: questions, a loop that asks again while the answer is yes, records in a collection, a module with a private helper, an error that stops the program before any half-finished report, and a time stamp in UTC. What differs is how much each language does for you: Assembly lays out memory by hand, Rust tracks who owns each record, Erlang loops by calling itself, and Solidity takes its answers all at once. Chapter 3 teaches the file operations that let a progra</w:t>
-      </w:r>
-      <w:r>
-        <w:t>m keep its answers.</w:t>
+        <w:t>The survey is the same program in all four languages: questions, a loop that asks again while the answer is yes, records in a collection, a module with a private helper, an error that stops the program before any half-finished report, and a time stamp in UTC. What differs is how much each language does for you: Assembly lays out memory by hand, Rust tracks who owns each record, Erlang loops by calling itself, and Solidity takes its answers all at once. Chapter 3 teaches the file operations that let a program keep its answers.</w:t>
       </w:r>
     </w:p>
     <w:sectPr>
